--- a/EJR_2_TitlePage.docx
+++ b/EJR_2_TitlePage.docx
@@ -212,7 +212,7 @@
         <w:t>Ethics approval and consent to participate:</w:t>
       </w:r>
       <w:r>
-        <w:t xml:space="preserve"> Approved by the institutional review board of Wuhan Children's Hospital (Wuhan Maternal and Child Healthcare Hospital) on [APPROVAL DATE], reference number 2026R018-E01. The requirement for informed consent was waived because of the retrospective, de-identified design. All procedures were in accordance with the 1964 Declaration of Helsinki and its later amendments.</w:t>
+        <w:t xml:space="preserve"> Approved by the institutional review board of Wuhan Children's Hospital (Wuhan Maternal and Child Healthcare Hospital), reference number 2026R018-E01. The requirement for informed consent was waived because of the retrospective, de-identified design. All procedures were in accordance with the 1964 Declaration of Helsinki and its later amendments.</w:t>
       </w:r>
     </w:p>
     <w:p>

--- a/EJR_2_TitlePage.docx
+++ b/EJR_2_TitlePage.docx
@@ -212,7 +212,7 @@
         <w:t>Ethics approval and consent to participate:</w:t>
       </w:r>
       <w:r>
-        <w:t xml:space="preserve"> Approved by the institutional review board of Wuhan Children's Hospital (Wuhan Maternal and Child Healthcare Hospital), reference number 2026R018-E01. The requirement for informed consent was waived because of the retrospective, de-identified design. All procedures were in accordance with the 1964 Declaration of Helsinki and its later amendments.</w:t>
+        <w:t xml:space="preserve"> Approved by the institutional review board of Wuhan Children's Hospital (Wuhan Maternal and Child Healthcare Hospital) on February 9, 2026, reference number 2026R018-E01. The requirement for informed consent was waived because of the retrospective, de-identified design. All procedures were in accordance with the 1964 Declaration of Helsinki and its later amendments.</w:t>
       </w:r>
     </w:p>
     <w:p>

--- a/EJR_2_TitlePage.docx
+++ b/EJR_2_TitlePage.docx
@@ -167,20 +167,6 @@
         <w:rPr>
           <w:b/>
         </w:rPr>
-        <w:t>Acknowledgments:</w:t>
-      </w:r>
-      <w:r>
-        <w:t xml:space="preserve"> The authors thank Guanghua Zhang, Hongxi Guo and Haibin Wang (Department of General Surgery, Wuhan Children's Hospital) for their contribution to the acquisition of clinical and operative data.</w:t>
-      </w:r>
-    </w:p>
-    <w:p>
-      <w:pPr>
-        <w:spacing w:after="160"/>
-      </w:pPr>
-      <w:r>
-        <w:rPr>
-          <w:b/>
-        </w:rPr>
         <w:t>Funding:</w:t>
       </w:r>
       <w:r>
@@ -272,7 +258,7 @@
         <w:t>Note to the editorial office:</w:t>
       </w:r>
       <w:r>
-        <w:t xml:space="preserve"> This journal follows a double anonymized review process. The manuscript and the supplementary files contain no author names, affiliations, acknowledgments, institution name or ethics approval number; these appear only on this title page. The declaration of competing interests generated with the Elsevier declarations tool, the CRediT author statement, the declarations file and the highlights are uploaded as separate files.</w:t>
+        <w:t xml:space="preserve"> This journal follows a double anonymized review process. The manuscript and the supplementary files contain no author names, affiliations, institution name or ethics approval number; these appear only on this title page. The declaration of competing interests generated with the Elsevier declarations tool, the CRediT author statement, the declarations file and the highlights are uploaded as separate files.</w:t>
       </w:r>
     </w:p>
     <w:sectPr>

--- a/EJR_2_TitlePage.docx
+++ b/EJR_2_TitlePage.docx
@@ -45,6 +45,15 @@
         <w:t>a</w:t>
       </w:r>
       <w:r>
+        <w:t>, Guanghua Zhang</w:t>
+      </w:r>
+      <w:r>
+        <w:rPr>
+          <w:vertAlign w:val="superscript"/>
+        </w:rPr>
+        <w:t>a</w:t>
+      </w:r>
+      <w:r>
         <w:t>, Fei Peng</w:t>
       </w:r>
       <w:r>
@@ -63,7 +72,25 @@
         <w:t>a</w:t>
       </w:r>
       <w:r>
+        <w:t>, Hongxi Guo</w:t>
+      </w:r>
+      <w:r>
+        <w:rPr>
+          <w:vertAlign w:val="superscript"/>
+        </w:rPr>
+        <w:t>a</w:t>
+      </w:r>
+      <w:r>
         <w:t>, Haiyan Lei</w:t>
+      </w:r>
+      <w:r>
+        <w:rPr>
+          <w:vertAlign w:val="superscript"/>
+        </w:rPr>
+        <w:t>a</w:t>
+      </w:r>
+      <w:r>
+        <w:t>, Haibin Wang</w:t>
       </w:r>
       <w:r>
         <w:rPr>
